--- a/templates/送付状_楽天軒型.docx
+++ b/templates/送付状_楽天軒型.docx
@@ -298,7 +298,7 @@
     <w:p/>
     <w:p>
       <w:pPr>
-        <w:ind w:left="720" w:firstLine="720"/>
+        <w:ind w:left="2160"/>
         <w:rPr>
           <w:sz w:val="24"/>
           <w:szCs w:val="24"/>
@@ -310,43 +310,7 @@
           <w:sz w:val="24"/>
           <w:szCs w:val="24"/>
         </w:rPr>
-        <w:t>＜添付書類＞</w:t>
-      </w:r>
-    </w:p>
-    <w:p>
-      <w:pPr>
-        <w:tabs>
-          <w:tab w:val="right" w:pos="8500"/>
-        </w:tabs>
-        <w:ind w:left="2160"/>
-        <w:rPr>
-          <w:sz w:val="24"/>
-          <w:szCs w:val="24"/>
-        </w:rPr>
-      </w:pPr>
-      <w:r>
-        <w:rPr>
-          <w:rFonts w:hint="eastAsia"/>
-          <w:sz w:val="24"/>
-          <w:szCs w:val="24"/>
-        </w:rPr>
-        <w:t xml:space="preserve">・{{item_name}}</w:t>
-      </w:r>
-      <w:r>
-        <w:rPr>
-          <w:rFonts w:hint="eastAsia"/>
-          <w:sz w:val="24"/>
-          <w:szCs w:val="24"/>
-        </w:rPr>
-        <w:tab/>
-      </w:r>
-      <w:r>
-        <w:rPr>
-          <w:rFonts w:hint="eastAsia"/>
-          <w:sz w:val="24"/>
-          <w:szCs w:val="24"/>
-        </w:rPr>
-        <w:t xml:space="preserve">{{item_qty}}</w:t>
+        <w:t xml:space="preserve">・{{item_name}}{{item_qty}}</w:t>
       </w:r>
     </w:p>
     <w:p>

--- a/templates/送付状_楽天軒型.docx
+++ b/templates/送付状_楽天軒型.docx
@@ -320,70 +320,12 @@
           <w:szCs w:val="24"/>
         </w:rPr>
       </w:pPr>
-    </w:p>
-    <w:p>
-      <w:pPr>
-        <w:rPr>
-          <w:sz w:val="24"/>
-          <w:szCs w:val="24"/>
-        </w:rPr>
-      </w:pPr>
-    </w:p>
-    <w:p>
-      <w:pPr>
-        <w:rPr>
-          <w:sz w:val="24"/>
-          <w:szCs w:val="24"/>
-        </w:rPr>
-      </w:pPr>
-    </w:p>
-    <w:p>
-      <w:pPr>
-        <w:rPr>
-          <w:sz w:val="24"/>
-          <w:szCs w:val="24"/>
-        </w:rPr>
-      </w:pPr>
-    </w:p>
-    <w:p>
-      <w:pPr>
-        <w:rPr>
-          <w:sz w:val="24"/>
-          <w:szCs w:val="24"/>
-        </w:rPr>
-      </w:pPr>
-    </w:p>
-    <w:p>
-      <w:pPr>
-        <w:rPr>
-          <w:rFonts w:hint="eastAsia"/>
-          <w:sz w:val="24"/>
-          <w:szCs w:val="24"/>
-        </w:rPr>
-      </w:pPr>
-    </w:p>
-    <w:p>
-      <w:pPr>
-        <w:rPr>
-          <w:sz w:val="24"/>
-          <w:szCs w:val="24"/>
-        </w:rPr>
-      </w:pPr>
-    </w:p>
-    <w:p>
-      <w:pPr>
-        <w:rPr>
-          <w:sz w:val="24"/>
-          <w:szCs w:val="24"/>
-        </w:rPr>
-      </w:pPr>
-      <w:r>
-        <w:rPr>
-          <w:rFonts w:hint="eastAsia"/>
-          <w:sz w:val="24"/>
-          <w:szCs w:val="24"/>
-        </w:rPr>
-        <w:t xml:space="preserve">　　　</w:t>
+      <w:r>
+        <w:rPr>
+          <w:sz w:val="24"/>
+          <w:szCs w:val="24"/>
+        </w:rPr>
+        <w:t xml:space="preserve">{{filler}}</w:t>
       </w:r>
     </w:p>
     <w:p>

--- a/templates/送付状_楽天軒型.docx
+++ b/templates/送付状_楽天軒型.docx
@@ -298,7 +298,6 @@
     <w:p/>
     <w:p>
       <w:pPr>
-        <w:ind w:left="2160"/>
         <w:rPr>
           <w:sz w:val="24"/>
           <w:szCs w:val="24"/>
